--- a/entregables/planificacion/Tareas_Pruebas_Entregables_82514.docx
+++ b/entregables/planificacion/Tareas_Pruebas_Entregables_82514.docx
@@ -3980,7 +3980,7 @@
                 <w:sz w:val="20"/>
                 <w:szCs w:val="20"/>
               </w:rPr>
-              <w:t xml:space="preserve">Preparar el parcial 1 (formulario A4 manuscrito)</w:t>
+              <w:t xml:space="preserve">Preparar el parcial 1 (formulario A4 manuscrito) · leer Corke cap. 11, pp. 440-452 para S26</w:t>
             </w:r>
           </w:p>
         </w:tc>
@@ -4261,7 +4261,7 @@
                 <w:sz w:val="20"/>
                 <w:szCs w:val="20"/>
               </w:rPr>
-              <w:t xml:space="preserve">S25</w:t>
+              <w:t xml:space="preserve">S27</w:t>
             </w:r>
           </w:p>
         </w:tc>
@@ -4288,7 +4288,7 @@
                 <w:sz w:val="20"/>
                 <w:szCs w:val="20"/>
               </w:rPr>
-              <w:t xml:space="preserve">vie 6 nov</w:t>
+              <w:t xml:space="preserve">jue 12 nov</w:t>
             </w:r>
           </w:p>
         </w:tc>
@@ -4315,7 +4315,7 @@
                 <w:sz w:val="20"/>
                 <w:szCs w:val="20"/>
               </w:rPr>
-              <w:t xml:space="preserve">Leer Corke cap. 11, pp. 440-452</w:t>
+              <w:t xml:space="preserve">-</w:t>
             </w:r>
           </w:p>
         </w:tc>
@@ -4342,7 +4342,7 @@
                 <w:sz w:val="20"/>
                 <w:szCs w:val="20"/>
               </w:rPr>
-              <w:t xml:space="preserve">Ficheros de calibración de cámara (se reutilizan en el proyecto)</w:t>
+              <w:t xml:space="preserve">-</w:t>
             </w:r>
           </w:p>
         </w:tc>
@@ -4372,7 +4372,7 @@
                 <w:sz w:val="20"/>
                 <w:szCs w:val="20"/>
               </w:rPr>
-              <w:t xml:space="preserve">S26</w:t>
+              <w:t xml:space="preserve">S28</w:t>
             </w:r>
           </w:p>
         </w:tc>
@@ -4400,7 +4400,7 @@
                 <w:sz w:val="20"/>
                 <w:szCs w:val="20"/>
               </w:rPr>
-              <w:t xml:space="preserve">mié 11 nov</w:t>
+              <w:t xml:space="preserve">vie 13 nov</w:t>
             </w:r>
           </w:p>
         </w:tc>
@@ -4456,7 +4456,7 @@
                 <w:sz w:val="20"/>
                 <w:szCs w:val="20"/>
               </w:rPr>
-              <w:t xml:space="preserve">-</w:t>
+              <w:t xml:space="preserve">Entregable ligero: gráfica del filtro de Kalman al campus</w:t>
             </w:r>
           </w:p>
         </w:tc>
@@ -4485,7 +4485,7 @@
                 <w:sz w:val="20"/>
                 <w:szCs w:val="20"/>
               </w:rPr>
-              <w:t xml:space="preserve">S27</w:t>
+              <w:t xml:space="preserve">S29</w:t>
             </w:r>
           </w:p>
         </w:tc>
@@ -4512,7 +4512,7 @@
                 <w:sz w:val="20"/>
                 <w:szCs w:val="20"/>
               </w:rPr>
-              <w:t xml:space="preserve">jue 12 nov</w:t>
+              <w:t xml:space="preserve">mié 18 nov</w:t>
             </w:r>
           </w:p>
         </w:tc>
@@ -4596,7 +4596,7 @@
                 <w:sz w:val="20"/>
                 <w:szCs w:val="20"/>
               </w:rPr>
-              <w:t xml:space="preserve">S28</w:t>
+              <w:t xml:space="preserve">S30</w:t>
             </w:r>
           </w:p>
         </w:tc>
@@ -4624,7 +4624,7 @@
                 <w:sz w:val="20"/>
                 <w:szCs w:val="20"/>
               </w:rPr>
-              <w:t xml:space="preserve">vie 13 nov</w:t>
+              <w:t xml:space="preserve">jue 19 nov</w:t>
             </w:r>
           </w:p>
         </w:tc>
@@ -4680,7 +4680,7 @@
                 <w:sz w:val="20"/>
                 <w:szCs w:val="20"/>
               </w:rPr>
-              <w:t xml:space="preserve">Entregable ligero: gráfica del filtro de Kalman al campus</w:t>
+              <w:t xml:space="preserve">-</w:t>
             </w:r>
           </w:p>
         </w:tc>
@@ -4709,7 +4709,7 @@
                 <w:sz w:val="20"/>
                 <w:szCs w:val="20"/>
               </w:rPr>
-              <w:t xml:space="preserve">S29</w:t>
+              <w:t xml:space="preserve">S31</w:t>
             </w:r>
           </w:p>
         </w:tc>
@@ -4736,7 +4736,7 @@
                 <w:sz w:val="20"/>
                 <w:szCs w:val="20"/>
               </w:rPr>
-              <w:t xml:space="preserve">mié 18 nov</w:t>
+              <w:t xml:space="preserve">vie 20 nov</w:t>
             </w:r>
           </w:p>
         </w:tc>
@@ -4790,7 +4790,7 @@
                 <w:sz w:val="20"/>
                 <w:szCs w:val="20"/>
               </w:rPr>
-              <w:t xml:space="preserve">-</w:t>
+              <w:t xml:space="preserve">Cuestionario B6</w:t>
             </w:r>
           </w:p>
         </w:tc>
@@ -4820,7 +4820,7 @@
                 <w:sz w:val="20"/>
                 <w:szCs w:val="20"/>
               </w:rPr>
-              <w:t xml:space="preserve">S30</w:t>
+              <w:t xml:space="preserve">S32</w:t>
             </w:r>
           </w:p>
         </w:tc>
@@ -4848,7 +4848,7 @@
                 <w:sz w:val="20"/>
                 <w:szCs w:val="20"/>
               </w:rPr>
-              <w:t xml:space="preserve">jue 19 nov</w:t>
+              <w:t xml:space="preserve">mié 25 nov</w:t>
             </w:r>
           </w:p>
         </w:tc>
@@ -4876,7 +4876,7 @@
                 <w:sz w:val="20"/>
                 <w:szCs w:val="20"/>
               </w:rPr>
-              <w:t xml:space="preserve">-</w:t>
+              <w:t xml:space="preserve">Traer portátil con ROS 2 Jazzy instalado y verificado</w:t>
             </w:r>
           </w:p>
         </w:tc>
@@ -4933,7 +4933,7 @@
                 <w:sz w:val="20"/>
                 <w:szCs w:val="20"/>
               </w:rPr>
-              <w:t xml:space="preserve">S31</w:t>
+              <w:t xml:space="preserve">S33</w:t>
             </w:r>
           </w:p>
         </w:tc>
@@ -4960,7 +4960,7 @@
                 <w:sz w:val="20"/>
                 <w:szCs w:val="20"/>
               </w:rPr>
-              <w:t xml:space="preserve">vie 20 nov</w:t>
+              <w:t xml:space="preserve">jue 26 nov</w:t>
             </w:r>
           </w:p>
         </w:tc>
@@ -5014,7 +5014,7 @@
                 <w:sz w:val="20"/>
                 <w:szCs w:val="20"/>
               </w:rPr>
-              <w:t xml:space="preserve">Cuestionario B6</w:t>
+              <w:t xml:space="preserve">Cuestionario relámpago de 3 preguntas (topic/servicio/acción)</w:t>
             </w:r>
           </w:p>
         </w:tc>
@@ -5044,7 +5044,7 @@
                 <w:sz w:val="20"/>
                 <w:szCs w:val="20"/>
               </w:rPr>
-              <w:t xml:space="preserve">S32</w:t>
+              <w:t xml:space="preserve">S34</w:t>
             </w:r>
           </w:p>
         </w:tc>
@@ -5072,7 +5072,7 @@
                 <w:sz w:val="20"/>
                 <w:szCs w:val="20"/>
               </w:rPr>
-              <w:t xml:space="preserve">mié 25 nov</w:t>
+              <w:t xml:space="preserve">vie 27 nov</w:t>
             </w:r>
           </w:p>
         </w:tc>
@@ -5100,7 +5100,7 @@
                 <w:sz w:val="20"/>
                 <w:szCs w:val="20"/>
               </w:rPr>
-              <w:t xml:space="preserve">Traer portátil con ROS 2 Jazzy instalado y verificado</w:t>
+              <w:t xml:space="preserve">Opcional: Corke cap. 5, pp. 177-187</w:t>
             </w:r>
           </w:p>
         </w:tc>
@@ -5128,7 +5128,7 @@
                 <w:sz w:val="20"/>
                 <w:szCs w:val="20"/>
               </w:rPr>
-              <w:t xml:space="preserve">-</w:t>
+              <w:t xml:space="preserve">Entregable ligero del taller de ROS 2</w:t>
             </w:r>
           </w:p>
         </w:tc>
@@ -5157,7 +5157,7 @@
                 <w:sz w:val="20"/>
                 <w:szCs w:val="20"/>
               </w:rPr>
-              <w:t xml:space="preserve">S33</w:t>
+              <w:t xml:space="preserve">S35</w:t>
             </w:r>
           </w:p>
         </w:tc>
@@ -5184,7 +5184,7 @@
                 <w:sz w:val="20"/>
                 <w:szCs w:val="20"/>
               </w:rPr>
-              <w:t xml:space="preserve">jue 26 nov</w:t>
+              <w:t xml:space="preserve">mié 2 dic</w:t>
             </w:r>
           </w:p>
         </w:tc>
@@ -5238,7 +5238,7 @@
                 <w:sz w:val="20"/>
                 <w:szCs w:val="20"/>
               </w:rPr>
-              <w:t xml:space="preserve">Cuestionario relámpago de 3 preguntas (topic/servicio/acción)</w:t>
+              <w:t xml:space="preserve">-</w:t>
             </w:r>
           </w:p>
         </w:tc>
@@ -5268,7 +5268,7 @@
                 <w:sz w:val="20"/>
                 <w:szCs w:val="20"/>
               </w:rPr>
-              <w:t xml:space="preserve">S34</w:t>
+              <w:t xml:space="preserve">S36</w:t>
             </w:r>
           </w:p>
         </w:tc>
@@ -5296,7 +5296,7 @@
                 <w:sz w:val="20"/>
                 <w:szCs w:val="20"/>
               </w:rPr>
-              <w:t xml:space="preserve">vie 27 nov</w:t>
+              <w:t xml:space="preserve">jue 3 dic</w:t>
             </w:r>
           </w:p>
         </w:tc>
@@ -5324,7 +5324,7 @@
                 <w:sz w:val="20"/>
                 <w:szCs w:val="20"/>
               </w:rPr>
-              <w:t xml:space="preserve">Opcional: Corke cap. 5, pp. 177-187</w:t>
+              <w:t xml:space="preserve">-</w:t>
             </w:r>
           </w:p>
         </w:tc>
@@ -5352,7 +5352,7 @@
                 <w:sz w:val="20"/>
                 <w:szCs w:val="20"/>
               </w:rPr>
-              <w:t xml:space="preserve">Entregable ligero del taller de ROS 2</w:t>
+              <w:t xml:space="preserve">-</w:t>
             </w:r>
           </w:p>
         </w:tc>
@@ -5381,7 +5381,7 @@
                 <w:sz w:val="20"/>
                 <w:szCs w:val="20"/>
               </w:rPr>
-              <w:t xml:space="preserve">S35</w:t>
+              <w:t xml:space="preserve">S37</w:t>
             </w:r>
           </w:p>
         </w:tc>
@@ -5408,7 +5408,7 @@
                 <w:sz w:val="20"/>
                 <w:szCs w:val="20"/>
               </w:rPr>
-              <w:t xml:space="preserve">mié 2 dic</w:t>
+              <w:t xml:space="preserve">vie 4 dic</w:t>
             </w:r>
           </w:p>
         </w:tc>
@@ -5435,7 +5435,7 @@
                 <w:sz w:val="20"/>
                 <w:szCs w:val="20"/>
               </w:rPr>
-              <w:t xml:space="preserve">-</w:t>
+              <w:t xml:space="preserve">ENTREGA 3 del proyecto: percepción o navegación</w:t>
             </w:r>
           </w:p>
         </w:tc>
@@ -5462,7 +5462,7 @@
                 <w:sz w:val="20"/>
                 <w:szCs w:val="20"/>
               </w:rPr>
-              <w:t xml:space="preserve">-</w:t>
+              <w:t xml:space="preserve">Cuestionario B7</w:t>
             </w:r>
           </w:p>
         </w:tc>
@@ -5492,7 +5492,7 @@
                 <w:sz w:val="20"/>
                 <w:szCs w:val="20"/>
               </w:rPr>
-              <w:t xml:space="preserve">S36</w:t>
+              <w:t xml:space="preserve">S38</w:t>
             </w:r>
           </w:p>
         </w:tc>
@@ -5520,7 +5520,7 @@
                 <w:sz w:val="20"/>
                 <w:szCs w:val="20"/>
               </w:rPr>
-              <w:t xml:space="preserve">jue 3 dic</w:t>
+              <w:t xml:space="preserve">mié 9 dic</w:t>
             </w:r>
           </w:p>
         </w:tc>
@@ -5605,7 +5605,7 @@
                 <w:sz w:val="20"/>
                 <w:szCs w:val="20"/>
               </w:rPr>
-              <w:t xml:space="preserve">S37</w:t>
+              <w:t xml:space="preserve">S39</w:t>
             </w:r>
           </w:p>
         </w:tc>
@@ -5632,7 +5632,7 @@
                 <w:sz w:val="20"/>
                 <w:szCs w:val="20"/>
               </w:rPr>
-              <w:t xml:space="preserve">vie 4 dic</w:t>
+              <w:t xml:space="preserve">jue 10 dic</w:t>
             </w:r>
           </w:p>
         </w:tc>
@@ -5659,7 +5659,7 @@
                 <w:sz w:val="20"/>
                 <w:szCs w:val="20"/>
               </w:rPr>
-              <w:t xml:space="preserve">ENTREGA 3 del proyecto: percepción o navegación</w:t>
+              <w:t xml:space="preserve">-</w:t>
             </w:r>
           </w:p>
         </w:tc>
@@ -5686,7 +5686,7 @@
                 <w:sz w:val="20"/>
                 <w:szCs w:val="20"/>
               </w:rPr>
-              <w:t xml:space="preserve">Cuestionario B7</w:t>
+              <w:t xml:space="preserve">-</w:t>
             </w:r>
           </w:p>
         </w:tc>
@@ -5716,7 +5716,7 @@
                 <w:sz w:val="20"/>
                 <w:szCs w:val="20"/>
               </w:rPr>
-              <w:t xml:space="preserve">S38</w:t>
+              <w:t xml:space="preserve">S40</w:t>
             </w:r>
           </w:p>
         </w:tc>
@@ -5744,7 +5744,7 @@
                 <w:sz w:val="20"/>
                 <w:szCs w:val="20"/>
               </w:rPr>
-              <w:t xml:space="preserve">mié 9 dic</w:t>
+              <w:t xml:space="preserve">vie 11 dic</w:t>
             </w:r>
           </w:p>
         </w:tc>
@@ -5772,7 +5772,7 @@
                 <w:sz w:val="20"/>
                 <w:szCs w:val="20"/>
               </w:rPr>
-              <w:t xml:space="preserve">-</w:t>
+              <w:t xml:space="preserve">Preparar la presentación del seminario · cuestionario B8 en Moodle (hasta el 15 dic)</w:t>
             </w:r>
           </w:p>
         </w:tc>
@@ -5800,7 +5800,7 @@
                 <w:sz w:val="20"/>
                 <w:szCs w:val="20"/>
               </w:rPr>
-              <w:t xml:space="preserve">-</w:t>
+              <w:t xml:space="preserve">EXAMEN PARCIAL 2 (bloques 5–7) · 2 h · 6 versiones</w:t>
             </w:r>
           </w:p>
         </w:tc>
@@ -5829,7 +5829,7 @@
                 <w:sz w:val="20"/>
                 <w:szCs w:val="20"/>
               </w:rPr>
-              <w:t xml:space="preserve">S39</w:t>
+              <w:t xml:space="preserve">S41</w:t>
             </w:r>
           </w:p>
         </w:tc>
@@ -5856,7 +5856,7 @@
                 <w:sz w:val="20"/>
                 <w:szCs w:val="20"/>
               </w:rPr>
-              <w:t xml:space="preserve">jue 10 dic</w:t>
+              <w:t xml:space="preserve">mié 16 dic</w:t>
             </w:r>
           </w:p>
         </w:tc>
@@ -5910,7 +5910,7 @@
                 <w:sz w:val="20"/>
                 <w:szCs w:val="20"/>
               </w:rPr>
-              <w:t xml:space="preserve">-</w:t>
+              <w:t xml:space="preserve">Seminario: 5 presentaciones con rúbrica</w:t>
             </w:r>
           </w:p>
         </w:tc>
@@ -5940,7 +5940,7 @@
                 <w:sz w:val="20"/>
                 <w:szCs w:val="20"/>
               </w:rPr>
-              <w:t xml:space="preserve">S40</w:t>
+              <w:t xml:space="preserve">S42</w:t>
             </w:r>
           </w:p>
         </w:tc>
@@ -5968,7 +5968,7 @@
                 <w:sz w:val="20"/>
                 <w:szCs w:val="20"/>
               </w:rPr>
-              <w:t xml:space="preserve">vie 11 dic</w:t>
+              <w:t xml:space="preserve">jue 17 dic</w:t>
             </w:r>
           </w:p>
         </w:tc>
@@ -5996,7 +5996,7 @@
                 <w:sz w:val="20"/>
                 <w:szCs w:val="20"/>
               </w:rPr>
-              <w:t xml:space="preserve">Preparar la presentación del seminario · cuestionario B8 en Moodle (hasta el 15 dic)</w:t>
+              <w:t xml:space="preserve">Preparar la defensa del proyecto</w:t>
             </w:r>
           </w:p>
         </w:tc>
@@ -6024,7 +6024,7 @@
                 <w:sz w:val="20"/>
                 <w:szCs w:val="20"/>
               </w:rPr>
-              <w:t xml:space="preserve">EXAMEN PARCIAL 2 (bloques 5–7) · 2 h · 6 versiones</w:t>
+              <w:t xml:space="preserve">Seminario: 5 presentaciones con rúbrica · cierre</w:t>
             </w:r>
           </w:p>
         </w:tc>
@@ -6053,7 +6053,7 @@
                 <w:sz w:val="20"/>
                 <w:szCs w:val="20"/>
               </w:rPr>
-              <w:t xml:space="preserve">S41</w:t>
+              <w:t xml:space="preserve">S43</w:t>
             </w:r>
           </w:p>
         </w:tc>
@@ -6080,7 +6080,7 @@
                 <w:sz w:val="20"/>
                 <w:szCs w:val="20"/>
               </w:rPr>
-              <w:t xml:space="preserve">mié 16 dic</w:t>
+              <w:t xml:space="preserve">vie 18 dic</w:t>
             </w:r>
           </w:p>
         </w:tc>
@@ -6108,230 +6108,6 @@
                 <w:szCs w:val="20"/>
               </w:rPr>
               <w:t xml:space="preserve">-</w:t>
-            </w:r>
-          </w:p>
-        </w:tc>
-        <w:tc>
-          <w:tcPr>
-            <w:tcW w:type="dxa" w:w="3710"/>
-            <w:tcMar>
-              <w:top w:type="dxa" w:w="70"/>
-              <w:left w:type="dxa" w:w="110"/>
-              <w:bottom w:type="dxa" w:w="70"/>
-              <w:right w:type="dxa" w:w="110"/>
-            </w:tcMar>
-          </w:tcPr>
-          <w:p>
-            <w:pPr>
-              <w:spacing w:after="0" w:line="252"/>
-            </w:pPr>
-            <w:r>
-              <w:rPr>
-                <w:rFonts w:ascii="Calibri" w:cs="Calibri" w:eastAsia="Calibri" w:hAnsi="Calibri"/>
-                <w:b w:val="false"/>
-                <w:bCs w:val="false"/>
-                <w:color w:val="000000"/>
-                <w:sz w:val="20"/>
-                <w:szCs w:val="20"/>
-              </w:rPr>
-              <w:t xml:space="preserve">Seminario: 5 presentaciones con rúbrica</w:t>
-            </w:r>
-          </w:p>
-        </w:tc>
-      </w:tr>
-      <w:tr>
-        <w:tc>
-          <w:tcPr>
-            <w:tcW w:type="dxa" w:w="700"/>
-            <w:shd w:fill="EDF0FA" w:val="clear"/>
-            <w:tcMar>
-              <w:top w:type="dxa" w:w="70"/>
-              <w:left w:type="dxa" w:w="110"/>
-              <w:bottom w:type="dxa" w:w="70"/>
-              <w:right w:type="dxa" w:w="110"/>
-            </w:tcMar>
-          </w:tcPr>
-          <w:p>
-            <w:pPr>
-              <w:spacing w:after="0" w:line="252"/>
-            </w:pPr>
-            <w:r>
-              <w:rPr>
-                <w:rFonts w:ascii="Calibri" w:cs="Calibri" w:eastAsia="Calibri" w:hAnsi="Calibri"/>
-                <w:b w:val="false"/>
-                <w:bCs w:val="false"/>
-                <w:color w:val="000000"/>
-                <w:sz w:val="20"/>
-                <w:szCs w:val="20"/>
-              </w:rPr>
-              <w:t xml:space="preserve">S42</w:t>
-            </w:r>
-          </w:p>
-        </w:tc>
-        <w:tc>
-          <w:tcPr>
-            <w:tcW w:type="dxa" w:w="1150"/>
-            <w:shd w:fill="EDF0FA" w:val="clear"/>
-            <w:tcMar>
-              <w:top w:type="dxa" w:w="70"/>
-              <w:left w:type="dxa" w:w="110"/>
-              <w:bottom w:type="dxa" w:w="70"/>
-              <w:right w:type="dxa" w:w="110"/>
-            </w:tcMar>
-          </w:tcPr>
-          <w:p>
-            <w:pPr>
-              <w:spacing w:after="0" w:line="252"/>
-            </w:pPr>
-            <w:r>
-              <w:rPr>
-                <w:rFonts w:ascii="Calibri" w:cs="Calibri" w:eastAsia="Calibri" w:hAnsi="Calibri"/>
-                <w:b w:val="false"/>
-                <w:bCs w:val="false"/>
-                <w:color w:val="000000"/>
-                <w:sz w:val="20"/>
-                <w:szCs w:val="20"/>
-              </w:rPr>
-              <w:t xml:space="preserve">jue 17 dic</w:t>
-            </w:r>
-          </w:p>
-        </w:tc>
-        <w:tc>
-          <w:tcPr>
-            <w:tcW w:type="dxa" w:w="3800"/>
-            <w:shd w:fill="EDF0FA" w:val="clear"/>
-            <w:tcMar>
-              <w:top w:type="dxa" w:w="70"/>
-              <w:left w:type="dxa" w:w="110"/>
-              <w:bottom w:type="dxa" w:w="70"/>
-              <w:right w:type="dxa" w:w="110"/>
-            </w:tcMar>
-          </w:tcPr>
-          <w:p>
-            <w:pPr>
-              <w:spacing w:after="0" w:line="252"/>
-            </w:pPr>
-            <w:r>
-              <w:rPr>
-                <w:rFonts w:ascii="Calibri" w:cs="Calibri" w:eastAsia="Calibri" w:hAnsi="Calibri"/>
-                <w:b w:val="false"/>
-                <w:bCs w:val="false"/>
-                <w:color w:val="000000"/>
-                <w:sz w:val="20"/>
-                <w:szCs w:val="20"/>
-              </w:rPr>
-              <w:t xml:space="preserve">-</w:t>
-            </w:r>
-          </w:p>
-        </w:tc>
-        <w:tc>
-          <w:tcPr>
-            <w:tcW w:type="dxa" w:w="3710"/>
-            <w:shd w:fill="EDF0FA" w:val="clear"/>
-            <w:tcMar>
-              <w:top w:type="dxa" w:w="70"/>
-              <w:left w:type="dxa" w:w="110"/>
-              <w:bottom w:type="dxa" w:w="70"/>
-              <w:right w:type="dxa" w:w="110"/>
-            </w:tcMar>
-          </w:tcPr>
-          <w:p>
-            <w:pPr>
-              <w:spacing w:after="0" w:line="252"/>
-            </w:pPr>
-            <w:r>
-              <w:rPr>
-                <w:rFonts w:ascii="Calibri" w:cs="Calibri" w:eastAsia="Calibri" w:hAnsi="Calibri"/>
-                <w:b w:val="false"/>
-                <w:bCs w:val="false"/>
-                <w:color w:val="000000"/>
-                <w:sz w:val="20"/>
-                <w:szCs w:val="20"/>
-              </w:rPr>
-              <w:t xml:space="preserve">Seminario: 5 presentaciones con rúbrica · cierre</w:t>
-            </w:r>
-          </w:p>
-        </w:tc>
-      </w:tr>
-      <w:tr>
-        <w:tc>
-          <w:tcPr>
-            <w:tcW w:type="dxa" w:w="700"/>
-            <w:tcMar>
-              <w:top w:type="dxa" w:w="70"/>
-              <w:left w:type="dxa" w:w="110"/>
-              <w:bottom w:type="dxa" w:w="70"/>
-              <w:right w:type="dxa" w:w="110"/>
-            </w:tcMar>
-          </w:tcPr>
-          <w:p>
-            <w:pPr>
-              <w:spacing w:after="0" w:line="252"/>
-            </w:pPr>
-            <w:r>
-              <w:rPr>
-                <w:rFonts w:ascii="Calibri" w:cs="Calibri" w:eastAsia="Calibri" w:hAnsi="Calibri"/>
-                <w:b w:val="false"/>
-                <w:bCs w:val="false"/>
-                <w:color w:val="000000"/>
-                <w:sz w:val="20"/>
-                <w:szCs w:val="20"/>
-              </w:rPr>
-              <w:t xml:space="preserve">S43</w:t>
-            </w:r>
-          </w:p>
-        </w:tc>
-        <w:tc>
-          <w:tcPr>
-            <w:tcW w:type="dxa" w:w="1150"/>
-            <w:tcMar>
-              <w:top w:type="dxa" w:w="70"/>
-              <w:left w:type="dxa" w:w="110"/>
-              <w:bottom w:type="dxa" w:w="70"/>
-              <w:right w:type="dxa" w:w="110"/>
-            </w:tcMar>
-          </w:tcPr>
-          <w:p>
-            <w:pPr>
-              <w:spacing w:after="0" w:line="252"/>
-            </w:pPr>
-            <w:r>
-              <w:rPr>
-                <w:rFonts w:ascii="Calibri" w:cs="Calibri" w:eastAsia="Calibri" w:hAnsi="Calibri"/>
-                <w:b w:val="false"/>
-                <w:bCs w:val="false"/>
-                <w:color w:val="000000"/>
-                <w:sz w:val="20"/>
-                <w:szCs w:val="20"/>
-              </w:rPr>
-              <w:t xml:space="preserve">vie 18 dic</w:t>
-            </w:r>
-          </w:p>
-        </w:tc>
-        <w:tc>
-          <w:tcPr>
-            <w:tcW w:type="dxa" w:w="3800"/>
-            <w:tcMar>
-              <w:top w:type="dxa" w:w="70"/>
-              <w:left w:type="dxa" w:w="110"/>
-              <w:bottom w:type="dxa" w:w="70"/>
-              <w:right w:type="dxa" w:w="110"/>
-            </w:tcMar>
-          </w:tcPr>
-          <w:p>
-            <w:pPr>
-              <w:spacing w:after="0" w:line="252"/>
-            </w:pPr>
-            <w:r>
-              <w:rPr>
-                <w:rFonts w:ascii="Calibri" w:cs="Calibri" w:eastAsia="Calibri" w:hAnsi="Calibri"/>
-                <w:b w:val="false"/>
-                <w:bCs w:val="false"/>
-                <w:color w:val="000000"/>
-                <w:sz w:val="20"/>
-                <w:szCs w:val="20"/>
-              </w:rPr>
-              <w:t xml:space="preserve">Preparar la defensa del proyecto</w:t>
             </w:r>
           </w:p>
         </w:tc>
@@ -7235,7 +7011,7 @@
           <w:sz w:val="22"/>
           <w:szCs w:val="22"/>
         </w:rPr>
-        <w:t xml:space="preserve">Parcial 1 (S25, viernes 6 de noviembre, 2 h): bloques 1–4. Parte A, test de 10 preguntas ABCD (2,0 pt, extraídas de los bancos de B1–B4); parte B, Nyquist/aliasing y MDQ (2,0 pt); parte C, cinemática directa del 2R con tabla DH y espacio de trabajo (3,0 pt); parte D, cinemática inversa, jacobiano y estática (3,0 pt). Parcial 2 (S40, viernes 11 de diciembre, 2 h): bloques 5–7. Parte A, test (2,0 pt); parte B, diseño PD con gravedad y windup (3,0 pt); parte C, un paso completo de filtro de Kalman 1D (2,5 pt); parte D, A* sobre rejilla y diagnóstico de QoS (2,5 pt). Examen final (enero, 3 h): bloques 1–8; test de 12 preguntas (2,4 pt), caso de seguridad ISO (1,6 pt), cinemática y control (3,0 pt), Bayes discreto (1,5 pt) y Q-learning con actualización numérica (1,5 pt); incluye la recuperación por bloques de los parciales.</w:t>
+        <w:t xml:space="preserve">Parcial 1 (S25, viernes 6 de noviembre, 2 h): bloques 1–4. Parte A, test de 10 preguntas ABCD (2,0 pt, extraídas de los bancos de B1–B4); parte B, Nyquist/aliasing y MDQ (2,0 pt); parte C, cinemática directa del 2R con tabla DH y espacio de trabajo (3,0 pt); parte D, cinemática inversa, jacobiano y estática (3,0 pt). Parcial 2 (S40, viernes 11 de diciembre, 2 h): bloques 5–7. Parte A, test (2,0 pt); parte B, diseño PD con gravedad y paso al PID con windup (3,0 pt); parte C, un paso completo de filtro de Kalman 1D (2,5 pt); parte D, A* sobre rejilla y diagnóstico de QoS (2,5 pt). Examen final (enero, 3 h): bloques 1–8; test de 12 preguntas (2,4 pt), caso de seguridad ISO (1,6 pt), cinemática y control (3,0 pt), Bayes discreto (1,5 pt) y Q-learning con actualización numérica (1,5 pt); incluye la recuperación por bloques de los parciales.</w:t>
       </w:r>
     </w:p>
     <w:p>
@@ -7340,7 +7116,7 @@
           <w:sz w:val="22"/>
           <w:szCs w:val="22"/>
         </w:rPr>
-        <w:t xml:space="preserve">Diez sesiones producen algo tangible que sale del aula. Conviene distinguir los dos tipos: el entregable de registro, que solo sirve para constatar que el equipo ha hecho el trabajo y se puntúa como presente o ausente dentro de las actividades de seguimiento, y el entregable con corrección, que se revisa y devuelve con comentarios.</w:t>
+        <w:t xml:space="preserve">Once sesiones producen algo tangible que sale del aula. Conviene distinguir los dos tipos: el entregable de registro, que solo sirve para constatar que el equipo ha hecho el trabajo y se puntúa como presente o ausente dentro de las actividades de seguimiento, y el entregable con corrección, que se revisa y devuelve con comentarios.</w:t>
       </w:r>
     </w:p>
     <w:tbl>
@@ -8398,7 +8174,7 @@
                 <w:sz w:val="20"/>
                 <w:szCs w:val="20"/>
               </w:rPr>
-              <w:t xml:space="preserve">S25</w:t>
+              <w:t xml:space="preserve">S28</w:t>
             </w:r>
           </w:p>
         </w:tc>
@@ -8425,7 +8201,7 @@
                 <w:sz w:val="20"/>
                 <w:szCs w:val="20"/>
               </w:rPr>
-              <w:t xml:space="preserve">Ficheros de calibración de la cámara</w:t>
+              <w:t xml:space="preserve">Ficheros de calibración de la cámara (cuaderno encargado en S26)</w:t>
             </w:r>
           </w:p>
         </w:tc>
@@ -8479,7 +8255,7 @@
                 <w:sz w:val="20"/>
                 <w:szCs w:val="20"/>
               </w:rPr>
-              <w:t xml:space="preserve">Campus, mismo día</w:t>
+              <w:t xml:space="preserve">Campus, antes de la sesión</w:t>
             </w:r>
           </w:p>
         </w:tc>
@@ -8749,7 +8525,7 @@
                 <w:sz w:val="22"/>
                 <w:szCs w:val="22"/>
               </w:rPr>
-              <w:t xml:space="preserve">Los ficheros de calibración de S25</w:t>
+              <w:t xml:space="preserve">Los ficheros de calibración del cuaderno S26→S28</w:t>
             </w:r>
           </w:p>
           <w:p>
@@ -9327,7 +9103,7 @@
                 <w:sz w:val="20"/>
                 <w:szCs w:val="20"/>
               </w:rPr>
-              <w:t xml:space="preserve">S24 · 5 nov</w:t>
+              <w:t xml:space="preserve">S26 · 11 nov</w:t>
             </w:r>
           </w:p>
         </w:tc>
@@ -11196,7 +10972,7 @@
           <w:sz w:val="22"/>
           <w:szCs w:val="22"/>
         </w:rPr>
-        <w:t xml:space="preserve">No se corrigen. Su cumplimiento se comprueba con la pregunta de recuperación de los primeros cinco minutos de la sesión siguiente, que es más eficaz que recogerlos y cuesta la décima parte. Los tres que son condición necesaria y no simple recomendación, porque sin ellos la sesión no se puede dar, están marcados en la tabla.</w:t>
+        <w:t xml:space="preserve">No se corrigen. Su cumplimiento se comprueba con la pregunta de recuperación de los primeros cinco minutos de la sesión siguiente, que es más eficaz que recogerlos y cuesta la décima parte. Los cuatro que son condición necesaria y no simple recomendación, porque sin ellos la sesión no se puede dar, están marcados en la tabla.</w:t>
       </w:r>
     </w:p>
     <w:tbl>
@@ -12698,7 +12474,7 @@
                 <w:sz w:val="22"/>
                 <w:szCs w:val="22"/>
               </w:rPr>
-              <w:t xml:space="preserve">Los tres críticos y cómo protegerlos</w:t>
+              <w:t xml:space="preserve">Los cuatro críticos y cómo protegerlos</w:t>
             </w:r>
           </w:p>
           <w:p>
@@ -12712,7 +12488,7 @@
                 <w:sz w:val="21"/>
                 <w:szCs w:val="21"/>
               </w:rPr>
-              <w:t xml:space="preserve">S21, S22 y S34 dependen de que el software esté instalado antes de entrar en el aula. La medida que funciona es dedicar los últimos dos minutos de la sesión anterior a que cada estudiante ejecute la comprobación delante de ti y levante la mano si falla, en lugar de anunciarlo y confiar. Para ROS 2 el cuaderno de S34 incluye una celda de diagnóstico pensada exactamente para eso, y conviene publicarla en el campus una semana antes.</w:t>
+              <w:t xml:space="preserve">S21, S22 y S34 dependen de que el software esté instalado antes de entrar en el aula, y S41 de que la presentación del seminario esté preparada. La medida que funciona es dedicar los últimos dos minutos de la sesión anterior a que cada estudiante ejecute la comprobación delante de ti y levante la mano si falla, en lugar de anunciarlo y confiar. Para ROS 2 el cuaderno de S34 incluye una celda de diagnóstico pensada exactamente para eso, y conviene publicarla en el campus una semana antes.</w:t>
             </w:r>
           </w:p>
         </w:tc>
